--- a/public/templates/command-center/Aurixa_Refinance_Assessment_SAMPLE.docx
+++ b/public/templates/command-center/Aurixa_Refinance_Assessment_SAMPLE.docx
@@ -407,7 +407,7 @@
         <w:keepLines/>
         <w:pageBreakBefore w:val="0"/>
         <w:widowControl w:val="1"/>
-        <w:spacing w:before="0" w:after="0" w:line="160" w:lineRule="exact"/>
+        <w:spacing w:before="0" w:after="0" w:line="3912" w:lineRule="exact"/>
       </w:pPr>
       <w:r>
         <w:rPr>
@@ -462,7 +462,7 @@
           </w:tcPr>
           <w:p>
             <w:pPr>
-              <w:keepNext w:val="0"/>
+              <w:keepNext/>
               <w:keepLines/>
               <w:pageBreakBefore w:val="0"/>
               <w:widowControl w:val="1"/>
@@ -503,7 +503,7 @@
           </w:tcPr>
           <w:p>
             <w:pPr>
-              <w:keepNext w:val="0"/>
+              <w:keepNext/>
               <w:keepLines/>
               <w:pageBreakBefore w:val="0"/>
               <w:widowControl w:val="1"/>
@@ -542,7 +542,7 @@
           </w:tcPr>
           <w:p>
             <w:pPr>
-              <w:keepNext w:val="0"/>
+              <w:keepNext/>
               <w:keepLines/>
               <w:pageBreakBefore w:val="0"/>
               <w:widowControl w:val="1"/>
@@ -583,7 +583,7 @@
           </w:tcPr>
           <w:p>
             <w:pPr>
-              <w:keepNext w:val="0"/>
+              <w:keepNext/>
               <w:keepLines/>
               <w:pageBreakBefore w:val="0"/>
               <w:widowControl w:val="1"/>
@@ -628,7 +628,7 @@
           </w:tcPr>
           <w:p>
             <w:pPr>
-              <w:keepNext w:val="0"/>
+              <w:keepNext/>
               <w:keepLines/>
               <w:pageBreakBefore w:val="0"/>
               <w:widowControl w:val="1"/>
@@ -669,7 +669,7 @@
           </w:tcPr>
           <w:p>
             <w:pPr>
-              <w:keepNext w:val="0"/>
+              <w:keepNext/>
               <w:keepLines/>
               <w:pageBreakBefore w:val="0"/>
               <w:widowControl w:val="1"/>
@@ -708,7 +708,7 @@
           </w:tcPr>
           <w:p>
             <w:pPr>
-              <w:keepNext w:val="0"/>
+              <w:keepNext/>
               <w:keepLines/>
               <w:pageBreakBefore w:val="0"/>
               <w:widowControl w:val="1"/>
@@ -749,7 +749,7 @@
           </w:tcPr>
           <w:p>
             <w:pPr>
-              <w:keepNext w:val="0"/>
+              <w:keepNext/>
               <w:keepLines/>
               <w:pageBreakBefore w:val="0"/>
               <w:widowControl w:val="1"/>
@@ -938,21 +938,9 @@
     </w:tbl>
     <w:p>
       <w:pPr>
-        <w:keepNext w:val="0"/>
-        <w:keepLines/>
-        <w:pageBreakBefore w:val="0"/>
-        <w:widowControl w:val="1"/>
-        <w:spacing w:before="0" w:after="0"/>
-      </w:pPr>
-      <w:r>
-        <w:br w:type="page"/>
-      </w:r>
-    </w:p>
-    <w:p>
-      <w:pPr>
         <w:keepNext/>
         <w:keepLines/>
-        <w:pageBreakBefore w:val="0"/>
+        <w:pageBreakBefore w:val="1"/>
         <w:widowControl w:val="1"/>
         <w:pBdr>
           <w:bottom w:val="single" w:sz="10" w:space="4" w:color="1D6FE0"/>
@@ -2911,18 +2899,6 @@
         </w:tc>
       </w:tr>
     </w:tbl>
-    <w:p>
-      <w:pPr>
-        <w:keepNext w:val="0"/>
-        <w:keepLines/>
-        <w:pageBreakBefore w:val="0"/>
-        <w:widowControl w:val="1"/>
-        <w:spacing w:before="0" w:after="0"/>
-      </w:pPr>
-      <w:r>
-        <w:br w:type="page"/>
-      </w:r>
-    </w:p>
     <w:p>
       <w:pPr>
         <w:keepNext/>
@@ -4531,7 +4507,7 @@
           </w:tcPr>
           <w:p>
             <w:pPr>
-              <w:keepNext w:val="0"/>
+              <w:keepNext/>
               <w:keepLines/>
               <w:pageBreakBefore w:val="0"/>
               <w:widowControl w:val="1"/>
@@ -4570,7 +4546,7 @@
           </w:tcPr>
           <w:p>
             <w:pPr>
-              <w:keepNext w:val="0"/>
+              <w:keepNext/>
               <w:keepLines/>
               <w:pageBreakBefore w:val="0"/>
               <w:widowControl w:val="1"/>
@@ -4609,7 +4585,7 @@
           </w:tcPr>
           <w:p>
             <w:pPr>
-              <w:keepNext w:val="0"/>
+              <w:keepNext/>
               <w:keepLines/>
               <w:pageBreakBefore w:val="0"/>
               <w:widowControl w:val="1"/>
@@ -4648,7 +4624,7 @@
           </w:tcPr>
           <w:p>
             <w:pPr>
-              <w:keepNext w:val="0"/>
+              <w:keepNext/>
               <w:keepLines/>
               <w:pageBreakBefore w:val="0"/>
               <w:widowControl w:val="1"/>
@@ -6588,7 +6564,7 @@
           </w:tcPr>
           <w:p>
             <w:pPr>
-              <w:keepNext w:val="0"/>
+              <w:keepNext/>
               <w:keepLines/>
               <w:pageBreakBefore w:val="0"/>
               <w:widowControl w:val="1"/>
@@ -6702,7 +6678,11 @@
               </w:tc>
             </w:tr>
           </w:tbl>
-          <w:p/>
+          <w:p>
+            <w:pPr>
+              <w:keepNext/>
+            </w:pPr>
+          </w:p>
         </w:tc>
         <w:tc>
           <w:tcPr>
@@ -6723,7 +6703,7 @@
           </w:tcPr>
           <w:p>
             <w:pPr>
-              <w:keepNext w:val="0"/>
+              <w:keepNext/>
               <w:keepLines/>
               <w:pageBreakBefore w:val="0"/>
               <w:widowControl w:val="1"/>
@@ -6768,7 +6748,7 @@
           </w:tcPr>
           <w:p>
             <w:pPr>
-              <w:keepNext w:val="0"/>
+              <w:keepNext/>
               <w:keepLines/>
               <w:pageBreakBefore w:val="0"/>
               <w:widowControl w:val="1"/>
@@ -6882,7 +6862,11 @@
               </w:tc>
             </w:tr>
           </w:tbl>
-          <w:p/>
+          <w:p>
+            <w:pPr>
+              <w:keepNext/>
+            </w:pPr>
+          </w:p>
         </w:tc>
         <w:tc>
           <w:tcPr>
@@ -6903,7 +6887,7 @@
           </w:tcPr>
           <w:p>
             <w:pPr>
-              <w:keepNext w:val="0"/>
+              <w:keepNext/>
               <w:keepLines/>
               <w:pageBreakBefore w:val="0"/>
               <w:widowControl w:val="1"/>
@@ -6948,7 +6932,7 @@
           </w:tcPr>
           <w:p>
             <w:pPr>
-              <w:keepNext w:val="0"/>
+              <w:keepNext/>
               <w:keepLines/>
               <w:pageBreakBefore w:val="0"/>
               <w:widowControl w:val="1"/>
@@ -7062,7 +7046,11 @@
               </w:tc>
             </w:tr>
           </w:tbl>
-          <w:p/>
+          <w:p>
+            <w:pPr>
+              <w:keepNext/>
+            </w:pPr>
+          </w:p>
         </w:tc>
         <w:tc>
           <w:tcPr>
@@ -7083,7 +7071,7 @@
           </w:tcPr>
           <w:p>
             <w:pPr>
-              <w:keepNext w:val="0"/>
+              <w:keepNext/>
               <w:keepLines/>
               <w:pageBreakBefore w:val="0"/>
               <w:widowControl w:val="1"/>
@@ -7128,7 +7116,7 @@
           </w:tcPr>
           <w:p>
             <w:pPr>
-              <w:keepNext w:val="0"/>
+              <w:keepNext/>
               <w:keepLines/>
               <w:pageBreakBefore w:val="0"/>
               <w:widowControl w:val="1"/>
@@ -7242,7 +7230,11 @@
               </w:tc>
             </w:tr>
           </w:tbl>
-          <w:p/>
+          <w:p>
+            <w:pPr>
+              <w:keepNext/>
+            </w:pPr>
+          </w:p>
         </w:tc>
         <w:tc>
           <w:tcPr>
@@ -7263,7 +7255,7 @@
           </w:tcPr>
           <w:p>
             <w:pPr>
-              <w:keepNext w:val="0"/>
+              <w:keepNext/>
               <w:keepLines/>
               <w:pageBreakBefore w:val="0"/>
               <w:widowControl w:val="1"/>
@@ -7308,7 +7300,7 @@
           </w:tcPr>
           <w:p>
             <w:pPr>
-              <w:keepNext w:val="0"/>
+              <w:keepNext/>
               <w:keepLines/>
               <w:pageBreakBefore w:val="0"/>
               <w:widowControl w:val="1"/>
@@ -7422,7 +7414,11 @@
               </w:tc>
             </w:tr>
           </w:tbl>
-          <w:p/>
+          <w:p>
+            <w:pPr>
+              <w:keepNext/>
+            </w:pPr>
+          </w:p>
         </w:tc>
         <w:tc>
           <w:tcPr>
@@ -7443,7 +7439,7 @@
           </w:tcPr>
           <w:p>
             <w:pPr>
-              <w:keepNext w:val="0"/>
+              <w:keepNext/>
               <w:keepLines/>
               <w:pageBreakBefore w:val="0"/>
               <w:widowControl w:val="1"/>
@@ -7483,18 +7479,6 @@
           <w:u w:val="none"/>
         </w:rPr>
         <w:t>Break-even is the month in which cumulative saving first exceeds the $2,340 switching cost. Savings after that point are net.</w:t>
-      </w:r>
-    </w:p>
-    <w:p>
-      <w:pPr>
-        <w:keepNext w:val="0"/>
-        <w:keepLines/>
-        <w:pageBreakBefore w:val="0"/>
-        <w:widowControl w:val="1"/>
-        <w:spacing w:before="0" w:after="0"/>
-      </w:pPr>
-      <w:r>
-        <w:br w:type="page"/>
       </w:r>
     </w:p>
     <w:p>
@@ -8625,21 +8609,9 @@
     </w:tbl>
     <w:p>
       <w:pPr>
-        <w:keepNext w:val="0"/>
-        <w:keepLines/>
-        <w:pageBreakBefore w:val="0"/>
-        <w:widowControl w:val="1"/>
-        <w:spacing w:before="0" w:after="0"/>
-      </w:pPr>
-      <w:r>
-        <w:br w:type="page"/>
-      </w:r>
-    </w:p>
-    <w:p>
-      <w:pPr>
         <w:keepNext/>
         <w:keepLines/>
-        <w:pageBreakBefore w:val="0"/>
+        <w:pageBreakBefore w:val="1"/>
         <w:widowControl w:val="1"/>
         <w:pBdr>
           <w:bottom w:val="single" w:sz="10" w:space="4" w:color="1D6FE0"/>
